--- a/《噬铁者》怪物设计分册.docx
+++ b/《噬铁者》怪物设计分册.docx
@@ -147,6 +147,52 @@
           <w:szCs w:val="32"/>
         </w:rPr>
         <w:t>0. 修订说明</w:t>
+      </w:r>
+    </w:p>
+    <w:p>
+      <w:pPr>
+        <w:spacing w:before="0" w:after="40" w:line="300" w:lineRule="auto"/>
+        <w:jc w:val="center"/>
+        <w:rPr>
+          <w:rFonts w:ascii="微软雅黑" w:hAnsi="微软雅黑" w:eastAsia="微软雅黑" w:cs="微软雅黑"/>
+          <w:b w:val="0"/>
+          <w:i w:val="0"/>
+          <w:caps w:val="0"/>
+          <w:spacing w:val="0"/>
+          <w:sz w:val="21"/>
+          <w:szCs w:val="21"/>
+        </w:rPr>
+      </w:pPr>
+      <w:r>
+        <w:rPr>
+          <w:rFonts w:ascii="微软雅黑" w:hAnsi="微软雅黑"/>
+          <w:b w:val="0"/>
+          <w:sz w:val="21"/>
+        </w:rPr>
+        <w:t>本版（V3.1）为开发进度同步版：依据 Godot 原型实际实现状态，补充各系统落地进度与验证结果。</w:t>
+      </w:r>
+    </w:p>
+    <w:p>
+      <w:pPr>
+        <w:spacing w:before="0" w:after="40" w:line="300" w:lineRule="auto"/>
+        <w:jc w:val="center"/>
+        <w:rPr>
+          <w:rFonts w:ascii="微软雅黑" w:hAnsi="微软雅黑" w:eastAsia="微软雅黑" w:cs="微软雅黑"/>
+          <w:b w:val="0"/>
+          <w:i w:val="0"/>
+          <w:caps w:val="0"/>
+          <w:spacing w:val="0"/>
+          <w:sz w:val="21"/>
+          <w:szCs w:val="21"/>
+        </w:rPr>
+      </w:pPr>
+      <w:r>
+        <w:rPr>
+          <w:rFonts w:ascii="微软雅黑" w:hAnsi="微软雅黑"/>
+          <w:b w:val="0"/>
+          <w:sz w:val="21"/>
+        </w:rPr>
+        <w:t>• 新增“实现进度对照”章节：当前原型实现追猎者与木桩两类敌人，难度缩放与击杀统计已生效；10 种模板与四阶段递进待实现。</w:t>
       </w:r>
     </w:p>
     <w:p>
@@ -34696,6 +34742,207 @@
           <w:szCs w:val="21"/>
         </w:rPr>
         <w:t>一句话总结：每一层怪物玩家都认识，但每一层都比上一层更危险。玩家在第 1 层学到的战斗直觉，将在第 8 层被推向极限——而第 9 层，将彻底颠覆一切。</w:t>
+      </w:r>
+    </w:p>
+    <w:p>
+      <w:pPr>
+        <w:spacing w:before="280" w:after="160" w:line="300" w:lineRule="auto"/>
+        <w:rPr>
+          <w:rFonts w:ascii="微软雅黑" w:hAnsi="微软雅黑" w:eastAsia="微软雅黑" w:cs="微软雅黑"/>
+          <w:b w:val="0"/>
+          <w:i w:val="0"/>
+          <w:caps w:val="0"/>
+          <w:spacing w:val="0"/>
+          <w:sz w:val="21"/>
+          <w:szCs w:val="21"/>
+        </w:rPr>
+      </w:pPr>
+      <w:r>
+        <w:rPr>
+          <w:rFonts w:ascii="微软雅黑" w:hAnsi="微软雅黑"/>
+          <w:b/>
+          <w:color w:val="1F4E79"/>
+          <w:sz w:val="32"/>
+        </w:rPr>
+        <w:t>14. 实现进度对照（2026-08-13）</w:t>
+      </w:r>
+    </w:p>
+    <w:p>
+      <w:pPr>
+        <w:spacing w:before="200" w:after="120" w:line="300" w:lineRule="auto"/>
+        <w:rPr>
+          <w:rFonts w:ascii="微软雅黑" w:hAnsi="微软雅黑" w:eastAsia="微软雅黑" w:cs="微软雅黑"/>
+          <w:b w:val="0"/>
+          <w:i w:val="0"/>
+          <w:caps w:val="0"/>
+          <w:spacing w:val="0"/>
+          <w:sz w:val="21"/>
+          <w:szCs w:val="21"/>
+        </w:rPr>
+      </w:pPr>
+      <w:r>
+        <w:rPr>
+          <w:rFonts w:ascii="微软雅黑" w:hAnsi="微软雅黑"/>
+          <w:b/>
+          <w:color w:val="000000"/>
+          <w:sz w:val="27"/>
+        </w:rPr>
+        <w:t>14.1 已实现</w:t>
+      </w:r>
+    </w:p>
+    <w:p>
+      <w:pPr>
+        <w:spacing w:before="0" w:after="100" w:line="300" w:lineRule="auto"/>
+        <w:rPr>
+          <w:rFonts w:ascii="微软雅黑" w:hAnsi="微软雅黑" w:eastAsia="微软雅黑" w:cs="微软雅黑"/>
+          <w:b w:val="0"/>
+          <w:i w:val="0"/>
+          <w:caps w:val="0"/>
+          <w:spacing w:val="0"/>
+          <w:sz w:val="21"/>
+          <w:szCs w:val="21"/>
+        </w:rPr>
+      </w:pPr>
+      <w:r>
+        <w:rPr>
+          <w:rFonts w:ascii="微软雅黑" w:hAnsi="微软雅黑"/>
+          <w:b w:val="0"/>
+          <w:sz w:val="21"/>
+        </w:rPr>
+        <w:t>• 追猎者（Chaser）：NavigationAgent2D 寻路追击玩家，接触伤害带冷却；生命与伤害按难度缩放（简单 0.8 / 普通 1.0 / 困难 1.3）。</w:t>
+      </w:r>
+    </w:p>
+    <w:p>
+      <w:pPr>
+        <w:spacing w:before="0" w:after="100" w:line="300" w:lineRule="auto"/>
+        <w:rPr>
+          <w:rFonts w:ascii="微软雅黑" w:hAnsi="微软雅黑" w:eastAsia="微软雅黑" w:cs="微软雅黑"/>
+          <w:b w:val="0"/>
+          <w:i w:val="0"/>
+          <w:caps w:val="0"/>
+          <w:spacing w:val="0"/>
+          <w:sz w:val="21"/>
+          <w:szCs w:val="21"/>
+        </w:rPr>
+      </w:pPr>
+      <w:r>
+        <w:rPr>
+          <w:rFonts w:ascii="微软雅黑" w:hAnsi="微软雅黑"/>
+          <w:b w:val="0"/>
+          <w:sz w:val="21"/>
+        </w:rPr>
+        <w:t>• 木桩敌人（Dummy）：受击掉血、死亡掉落装备、2 秒后复活，用于验证伤害公式与掉落。</w:t>
+      </w:r>
+    </w:p>
+    <w:p>
+      <w:pPr>
+        <w:spacing w:before="0" w:after="100" w:line="300" w:lineRule="auto"/>
+        <w:rPr>
+          <w:rFonts w:ascii="微软雅黑" w:hAnsi="微软雅黑" w:eastAsia="微软雅黑" w:cs="微软雅黑"/>
+          <w:b w:val="0"/>
+          <w:i w:val="0"/>
+          <w:caps w:val="0"/>
+          <w:spacing w:val="0"/>
+          <w:sz w:val="21"/>
+          <w:szCs w:val="21"/>
+        </w:rPr>
+      </w:pPr>
+      <w:r>
+        <w:rPr>
+          <w:rFonts w:ascii="微软雅黑" w:hAnsi="微软雅黑"/>
+          <w:b w:val="0"/>
+          <w:sz w:val="21"/>
+        </w:rPr>
+        <w:t>• 击杀统计：敌人死亡计入击杀数并触发掉落；Boss 房清除计入 Boss 击杀；结算页展示击杀/精英/Boss 计数。</w:t>
+      </w:r>
+    </w:p>
+    <w:p>
+      <w:pPr>
+        <w:spacing w:before="200" w:after="120" w:line="300" w:lineRule="auto"/>
+        <w:rPr>
+          <w:rFonts w:ascii="微软雅黑" w:hAnsi="微软雅黑" w:eastAsia="微软雅黑" w:cs="微软雅黑"/>
+          <w:b w:val="0"/>
+          <w:i w:val="0"/>
+          <w:caps w:val="0"/>
+          <w:spacing w:val="0"/>
+          <w:sz w:val="21"/>
+          <w:szCs w:val="21"/>
+        </w:rPr>
+      </w:pPr>
+      <w:r>
+        <w:rPr>
+          <w:rFonts w:ascii="微软雅黑" w:hAnsi="微软雅黑"/>
+          <w:b/>
+          <w:color w:val="000000"/>
+          <w:sz w:val="27"/>
+        </w:rPr>
+        <w:t>14.2 进行中 / 规划中</w:t>
+      </w:r>
+    </w:p>
+    <w:p>
+      <w:pPr>
+        <w:spacing w:before="0" w:after="100" w:line="300" w:lineRule="auto"/>
+        <w:rPr>
+          <w:rFonts w:ascii="微软雅黑" w:hAnsi="微软雅黑" w:eastAsia="微软雅黑" w:cs="微软雅黑"/>
+          <w:b w:val="0"/>
+          <w:i w:val="0"/>
+          <w:caps w:val="0"/>
+          <w:spacing w:val="0"/>
+          <w:sz w:val="21"/>
+          <w:szCs w:val="21"/>
+        </w:rPr>
+      </w:pPr>
+      <w:r>
+        <w:rPr>
+          <w:rFonts w:ascii="微软雅黑" w:hAnsi="微软雅黑"/>
+          <w:b w:val="0"/>
+          <w:sz w:val="21"/>
+        </w:rPr>
+        <w:t>• 10 种怪物模板（近战/远程/飞行/高血/高闪/突进等）仅在设计稿；精英怪词缀与稀有掉落权重未实现。</w:t>
+      </w:r>
+    </w:p>
+    <w:p>
+      <w:pPr>
+        <w:spacing w:before="0" w:after="100" w:line="300" w:lineRule="auto"/>
+        <w:rPr>
+          <w:rFonts w:ascii="微软雅黑" w:hAnsi="微软雅黑" w:eastAsia="微软雅黑" w:cs="微软雅黑"/>
+          <w:b w:val="0"/>
+          <w:i w:val="0"/>
+          <w:caps w:val="0"/>
+          <w:spacing w:val="0"/>
+          <w:sz w:val="21"/>
+          <w:szCs w:val="21"/>
+        </w:rPr>
+      </w:pPr>
+      <w:r>
+        <w:rPr>
+          <w:rFonts w:ascii="微软雅黑" w:hAnsi="微软雅黑"/>
+          <w:b w:val="0"/>
+          <w:sz w:val="21"/>
+        </w:rPr>
+        <w:t>• 每 2 层一个阶段的数值与行为递进、Boss 专属技能组未实现。</w:t>
+      </w:r>
+    </w:p>
+    <w:p>
+      <w:pPr>
+        <w:spacing w:before="0" w:after="100" w:line="300" w:lineRule="auto"/>
+        <w:rPr>
+          <w:rFonts w:ascii="微软雅黑" w:hAnsi="微软雅黑" w:eastAsia="微软雅黑" w:cs="微软雅黑"/>
+          <w:b w:val="0"/>
+          <w:i w:val="0"/>
+          <w:caps w:val="0"/>
+          <w:spacing w:val="0"/>
+          <w:sz w:val="21"/>
+          <w:szCs w:val="21"/>
+        </w:rPr>
+      </w:pPr>
+      <w:r>
+        <w:rPr>
+          <w:rFonts w:ascii="微软雅黑" w:hAnsi="微软雅黑"/>
+          <w:b w:val="0"/>
+          <w:sz w:val="21"/>
+        </w:rPr>
+        <w:t>• 怪物掉落池：当前统一使用白装模板池随机掉落，未按怪物种类配置。</w:t>
       </w:r>
     </w:p>
     <w:sectPr>
